--- a/courts/sixth-circuit/michigan/state/supreme-court/amicus-brief/usage/OUTPUT-amicus-brief.docx
+++ b/courts/sixth-circuit/michigan/state/supreme-court/amicus-brief/usage/OUTPUT-amicus-brief.docx
@@ -259,9 +259,7 @@
         <w:t xml:space="preserve"> </w:t>
       </w:r>
       <w:r>
-        <w:t xml:space="preserve">22</w:t>
-        <w:noBreakHyphen/>
-        <w:t xml:space="preserve">00159-MK</w:t>
+        <w:t xml:space="preserve">22-⁠00159-MK</w:t>
       </w:r>
     </w:p>
     <w:p>
@@ -524,9 +522,7 @@
               <w:t xml:space="preserve"> </w:t>
             </w:r>
             <w:r>
-              <w:t xml:space="preserve">48067</w:t>
-              <w:noBreakHyphen/>
-              <w:t xml:space="preserve">3848</w:t>
+              <w:t xml:space="preserve">48067-⁠3848</w:t>
             </w:r>
           </w:p>
           <w:p>
@@ -542,9 +538,7 @@
               <w:t xml:space="preserve"> </w:t>
             </w:r>
             <w:r>
-              <w:t xml:space="preserve">398</w:t>
-              <w:noBreakHyphen/>
-              <w:t xml:space="preserve">9800</w:t>
+              <w:t xml:space="preserve">398-⁠9800</w:t>
             </w:r>
           </w:p>
           <w:p>
@@ -664,9 +658,7 @@
               <w:t xml:space="preserve"> </w:t>
             </w:r>
             <w:r>
-              <w:t xml:space="preserve">48230</w:t>
-              <w:noBreakHyphen/>
-              <w:t xml:space="preserve">2028</w:t>
+              <w:t xml:space="preserve">48230-⁠2028</w:t>
             </w:r>
           </w:p>
           <w:p>
@@ -682,9 +674,7 @@
               <w:t xml:space="preserve"> </w:t>
             </w:r>
             <w:r>
-              <w:t xml:space="preserve">961</w:t>
-              <w:noBreakHyphen/>
-              <w:t xml:space="preserve">1525</w:t>
+              <w:t xml:space="preserve">961-⁠1525</w:t>
             </w:r>
           </w:p>
           <w:p>
@@ -5049,13 +5039,7 @@
         <w:t xml:space="preserve"> </w:t>
       </w:r>
       <w:r>
-        <w:t xml:space="preserve">323 Mich App at 40</w:t>
-      </w:r>
-      <w:r>
-        <w:noBreakHyphen/>
-      </w:r>
-      <w:r>
-        <w:t xml:space="preserve">44, 916 NW2d 227 (citing Apsey</w:t>
+        <w:t xml:space="preserve">323 Mich App at 40-⁠44, 916 NW2d 227 (citing Apsey</w:t>
       </w:r>
       <w:r>
         <w:t xml:space="preserve"> </w:t>
@@ -5173,13 +5157,7 @@
         <w:t xml:space="preserve"> </w:t>
       </w:r>
       <w:r>
-        <w:t xml:space="preserve">455 Mich at 64</w:t>
-      </w:r>
-      <w:r>
-        <w:noBreakHyphen/>
-      </w:r>
-      <w:r>
-        <w:t xml:space="preserve">65. In Waltz</w:t>
+        <w:t xml:space="preserve">455 Mich at 64-⁠65. In Waltz</w:t>
       </w:r>
       <w:r>
         <w:t xml:space="preserve"> </w:t>
@@ -5197,13 +5175,7 @@
         <w:t xml:space="preserve"> </w:t>
       </w:r>
       <w:r>
-        <w:t xml:space="preserve">569 Mich 642, 648</w:t>
-      </w:r>
-      <w:r>
-        <w:noBreakHyphen/>
-      </w:r>
-      <w:r>
-        <w:t xml:space="preserve">649. “Section 5852 clearly provides that it is an exception to the limitation period, allowing the commencement of a wrongful death action as many as three years after the applicable statute of limitations has expired.” Waltz,</w:t>
+        <w:t xml:space="preserve">569 Mich 642, 648-⁠649. “Section 5852 clearly provides that it is an exception to the limitation period, allowing the commencement of a wrongful death action as many as three years after the applicable statute of limitations has expired.” Waltz,</w:t>
       </w:r>
       <w:r>
         <w:t xml:space="preserve"> </w:t>
@@ -5241,13 +5213,7 @@
         <w:t xml:space="preserve"> </w:t>
       </w:r>
       <w:r>
-        <w:t xml:space="preserve">v. Dep’t of Corrections, 307 Mich App 300, 307</w:t>
-      </w:r>
-      <w:r>
-        <w:noBreakHyphen/>
-      </w:r>
-      <w:r>
-        <w:t xml:space="preserve">314 (2014), the Court “recognized an exception to ‘strict enforcement’ of a notice period where one raises a constitutional claim and enforcement of that notice period would ‘effectively divest plaintiffs of the access to the courts intended by the grant of the substantive right.’” Bauserman</w:t>
+        <w:t xml:space="preserve">v. Dep’t of Corrections, 307 Mich App 300, 307-⁠314 (2014), the Court “recognized an exception to ‘strict enforcement’ of a notice period where one raises a constitutional claim and enforcement of that notice period would ‘effectively divest plaintiffs of the access to the courts intended by the grant of the substantive right.’” Bauserman</w:t>
       </w:r>
       <w:r>
         <w:t xml:space="preserve"> </w:t>
@@ -5265,13 +5231,7 @@
         <w:t xml:space="preserve"> </w:t>
       </w:r>
       <w:r>
-        <w:t xml:space="preserve">v Governor, 323 Mich App 1, 30</w:t>
-      </w:r>
-      <w:r>
-        <w:noBreakHyphen/>
-      </w:r>
-      <w:r>
-        <w:t xml:space="preserve">35 (2018)).</w:t>
+        <w:t xml:space="preserve">v Governor, 323 Mich App 1, 30-⁠35 (2018)).</w:t>
       </w:r>
     </w:p>
     <w:p>
@@ -5459,13 +5419,7 @@
         <w:t xml:space="preserve"> </w:t>
       </w:r>
       <w:r>
-        <w:t xml:space="preserve">503 Mich at 181</w:t>
-      </w:r>
-      <w:r>
-        <w:noBreakHyphen/>
-      </w:r>
-      <w:r>
-        <w:t xml:space="preserve">82 (quoting Black’s Law Dictionary (10th ed.)). Thus, “an event has ‘giv[en] rise to the cause of action’ when that event ‘origin[ates]’ a ‘basis for suing’ and ‘entitle[s] one person to obtain a remedy in court.’ In other words, an ‘event giv[es] rise to a cause of action’ when it triggers a person’s ability to obtain a remedy in court.’” Id. at 182 (citations omitted).</w:t>
+        <w:t xml:space="preserve">503 Mich at 181-⁠82 (quoting Black’s Law Dictionary (10th ed.)). Thus, “an event has ‘giv[en] rise to the cause of action’ when that event ‘origin[ates]’ a ‘basis for suing’ and ‘entitle[s] one person to obtain a remedy in court.’ In other words, an ‘event giv[es] rise to a cause of action’ when it triggers a person’s ability to obtain a remedy in court.’” Id. at 182 (citations omitted).</w:t>
       </w:r>
     </w:p>
     <w:p>
@@ -5535,13 +5489,7 @@
         <w:t xml:space="preserve"> </w:t>
       </w:r>
       <w:r>
-        <w:t xml:space="preserve">503 Mich 183</w:t>
-      </w:r>
-      <w:r>
-        <w:noBreakHyphen/>
-      </w:r>
-      <w:r>
-        <w:t xml:space="preserve">84. “The harm that enables a plaintiff to bring an action for monetary relief (i.e., the ‘actionable harm’) necessarily ‘originates’ such a cause of action, and is, thus, ‘the event giving rise to the cause of action.’” Id.</w:t>
+        <w:t xml:space="preserve">503 Mich 183-⁠84. “The harm that enables a plaintiff to bring an action for monetary relief (i.e., the ‘actionable harm’) necessarily ‘originates’ such a cause of action, and is, thus, ‘the event giving rise to the cause of action.’” Id.</w:t>
       </w:r>
     </w:p>
     <w:p>
@@ -5561,19 +5509,7 @@
         <w:t xml:space="preserve"> </w:t>
       </w:r>
       <w:r>
-        <w:t xml:space="preserve">v Unemployment Ins Agency, 503 Mich 169, 178 (2019). “The Court of Appeals reasoned that the hallmark of a due-process claim is inadequate process and therefore that was the ‘actionable harm’ for the purposes of accrual; the subsequent seizing of plaintiffs’ property merely reflected the damage resulting from that deprivation and did not establish the date of accrual.” Id. at 178</w:t>
-      </w:r>
-      <w:r>
-        <w:noBreakHyphen/>
-      </w:r>
-      <w:r>
-        <w:t xml:space="preserve">79. The Supreme Court thus considered, on application for leave, “whether ‘the happening of the event giving rise to [appellants’] cause of action” for the deprivation of property without due process occurred when the appellee issued its allegedly wrongful notice of redetermination, or when the appellee actually seized the appellants’ property.’” Id. at 179. The Supreme Court reversed the decision of the Court of Appeals, holding that “a plaintiff incurs no harm under the Due Process Clause until and unless he or she incurs a deprivation of property. Thus, the ‘actionable harm’ in a pre-deprivation due-process claim occurs when a plaintiff has been deprived of property, and therefore such a claim ‘accrues’ when a plaintiff has first incurred the deprivation of property.” Id. at 186. Thus, “the Court of Appeals erred by holding that plaintiffs’ due-process claims seeking monetary relief accrued when plaintiffs were deprived of process. Rather, these claims accrued only when they were deprived of property, as they incurred no harm before that deprivation.” Id. at 190. The Supreme Court rejected the state’s argument “that either the redetermination notices or the notices of intent actually deprived plaintiffs of their property, rather than merely notifying them of the Agency’s future intent to take their property. The Agency’s notices of redetermination merely apprised plaintiffs of the amount owed to the Agency; these did not actually seize plaintiffs’ property.” Id. at 190</w:t>
-      </w:r>
-      <w:r>
-        <w:noBreakHyphen/>
-      </w:r>
-      <w:r>
-        <w:t xml:space="preserve">91. “Similarly, the notices of intent advised plaintiffs of what the Agency will (at some future time) undertake if a payment is not made, i.e., that a tax refund will be seized or that wages will be garnished, but again these did not actually deprive plaintiffs of their property.” Id. at 191–92. “Absent any indication that the Agency’s notifications contemporaneously impaired plaintiffs’ property interests, we cannot conclude that such notices triggered the “actionable harm” for a claim alleging a violation of due process.” Id. In other words, “merely expressing a future intent to deprive one of property is an insufficient triggering event.” Id. at 192 &amp; n. 17.</w:t>
+        <w:t xml:space="preserve">v Unemployment Ins Agency, 503 Mich 169, 178 (2019). “The Court of Appeals reasoned that the hallmark of a due-process claim is inadequate process and therefore that was the ‘actionable harm’ for the purposes of accrual; the subsequent seizing of plaintiffs’ property merely reflected the damage resulting from that deprivation and did not establish the date of accrual.” Id. at 178-⁠79. The Supreme Court thus considered, on application for leave, “whether ‘the happening of the event giving rise to [appellants’] cause of action” for the deprivation of property without due process occurred when the appellee issued its allegedly wrongful notice of redetermination, or when the appellee actually seized the appellants’ property.’” Id. at 179. The Supreme Court reversed the decision of the Court of Appeals, holding that “a plaintiff incurs no harm under the Due Process Clause until and unless he or she incurs a deprivation of property. Thus, the ‘actionable harm’ in a pre-deprivation due-process claim occurs when a plaintiff has been deprived of property, and therefore such a claim ‘accrues’ when a plaintiff has first incurred the deprivation of property.” Id. at 186. Thus, “the Court of Appeals erred by holding that plaintiffs’ due-process claims seeking monetary relief accrued when plaintiffs were deprived of process. Rather, these claims accrued only when they were deprived of property, as they incurred no harm before that deprivation.” Id. at 190. The Supreme Court rejected the state’s argument “that either the redetermination notices or the notices of intent actually deprived plaintiffs of their property, rather than merely notifying them of the Agency’s future intent to take their property. The Agency’s notices of redetermination merely apprised plaintiffs of the amount owed to the Agency; these did not actually seize plaintiffs’ property.” Id. at 190-⁠91. “Similarly, the notices of intent advised plaintiffs of what the Agency will (at some future time) undertake if a payment is not made, i.e., that a tax refund will be seized or that wages will be garnished, but again these did not actually deprive plaintiffs of their property.” Id. at 191–92. “Absent any indication that the Agency’s notifications contemporaneously impaired plaintiffs’ property interests, we cannot conclude that such notices triggered the “actionable harm” for a claim alleging a violation of due process.” Id. In other words, “merely expressing a future intent to deprive one of property is an insufficient triggering event.” Id. at 192 &amp; n. 17.</w:t>
       </w:r>
     </w:p>
     <w:p>
@@ -5828,9 +5764,7 @@
               <w:t xml:space="preserve"> </w:t>
             </w:r>
             <w:r>
-              <w:t xml:space="preserve">48067</w:t>
-              <w:noBreakHyphen/>
-              <w:t xml:space="preserve">3848</w:t>
+              <w:t xml:space="preserve">48067-⁠3848</w:t>
             </w:r>
           </w:p>
           <w:p>
@@ -5846,9 +5780,7 @@
               <w:t xml:space="preserve"> </w:t>
             </w:r>
             <w:r>
-              <w:t xml:space="preserve">398</w:t>
-              <w:noBreakHyphen/>
-              <w:t xml:space="preserve">9800</w:t>
+              <w:t xml:space="preserve">398-⁠9800</w:t>
             </w:r>
           </w:p>
           <w:p>
@@ -7385,7 +7317,7 @@
     <w:qFormat/>
     <w:pPr>
       <w:keepLines/>
-      <w:spacing w:before="0" w:after="120" w:line="276" w:lineRule="exact"/>
+      <w:spacing w:before="26" w:after="120" w:line="276" w:lineRule="exact"/>
     </w:pPr>
     <w:rPr>
       <w:sz w:val="24"/>
